--- a/тау/1.docx
+++ b/тау/1.docx
@@ -671,7 +671,24 @@
           <w:sz w:val="28"/>
           <w:szCs w:val="28"/>
         </w:rPr>
-        <w:t>Познакомиться с TRACE MODE 6, научиться создавать канал, генератор сигнала (синусоида, пила, треугольник), привязывать генератор к каналу, масштабировать сигнал и выводить его на экран (стрелочный прибор, тренд, текст).</w:t>
+        <w:t>П</w:t>
+      </w:r>
+      <w:r>
+        <w:rPr>
+          <w:rFonts w:ascii="Times New Roman" w:eastAsia="Times New Roman" w:hAnsi="Times New Roman" w:cs="Times New Roman"/>
+          <w:sz w:val="28"/>
+          <w:szCs w:val="28"/>
+          <w:lang w:val="ru-RU"/>
+        </w:rPr>
+        <w:t>олучить навыки работы</w:t>
+      </w:r>
+      <w:r>
+        <w:rPr>
+          <w:rFonts w:ascii="Times New Roman" w:eastAsia="Times New Roman" w:hAnsi="Times New Roman" w:cs="Times New Roman"/>
+          <w:sz w:val="28"/>
+          <w:szCs w:val="28"/>
+        </w:rPr>
+        <w:t xml:space="preserve"> с TRACE MODE 6, научиться создавать канал, генератор сигнала (синусоида, пила, треугольник), привязывать генератор к каналу, масштабировать сигнал и выводить его на экран (стрелочный прибор, тренд, текст).</w:t>
       </w:r>
     </w:p>
     <w:p>
@@ -1131,27 +1148,7 @@
           <w:szCs w:val="28"/>
           <w:lang w:val="ru-RU"/>
         </w:rPr>
-        <w:t xml:space="preserve">Выделить группу Каналы RTM → ПКМ → Создать компонент → </w:t>
-      </w:r>
-      <w:proofErr w:type="spellStart"/>
-      <w:r>
-        <w:rPr>
-          <w:rFonts w:ascii="Times New Roman" w:eastAsia="Times New Roman" w:hAnsi="Times New Roman" w:cs="Times New Roman"/>
-          <w:sz w:val="28"/>
-          <w:szCs w:val="28"/>
-          <w:lang w:val="ru-RU"/>
-        </w:rPr>
-        <w:t>канал_FLOAT</w:t>
-      </w:r>
-      <w:proofErr w:type="spellEnd"/>
-      <w:r>
-        <w:rPr>
-          <w:rFonts w:ascii="Times New Roman" w:eastAsia="Times New Roman" w:hAnsi="Times New Roman" w:cs="Times New Roman"/>
-          <w:sz w:val="28"/>
-          <w:szCs w:val="28"/>
-          <w:lang w:val="ru-RU"/>
-        </w:rPr>
-        <w:t>.</w:t>
+        <w:t>Выделить группу Каналы RTM → ПКМ → Создать компонент → канал_FLOAT.</w:t>
       </w:r>
     </w:p>
     <w:p>
@@ -1473,27 +1470,7 @@
           <w:szCs w:val="28"/>
           <w:lang w:val="ru-RU"/>
         </w:rPr>
-        <w:t xml:space="preserve">Апертура = 0, пик = 1, </w:t>
-      </w:r>
-      <w:proofErr w:type="spellStart"/>
-      <w:r>
-        <w:rPr>
-          <w:rFonts w:ascii="Times New Roman" w:eastAsia="Times New Roman" w:hAnsi="Times New Roman" w:cs="Times New Roman"/>
-          <w:sz w:val="28"/>
-          <w:szCs w:val="28"/>
-          <w:lang w:val="ru-RU"/>
-        </w:rPr>
-        <w:t>сглаж</w:t>
-      </w:r>
-      <w:proofErr w:type="spellEnd"/>
-      <w:r>
-        <w:rPr>
-          <w:rFonts w:ascii="Times New Roman" w:eastAsia="Times New Roman" w:hAnsi="Times New Roman" w:cs="Times New Roman"/>
-          <w:sz w:val="28"/>
-          <w:szCs w:val="28"/>
-          <w:lang w:val="ru-RU"/>
-        </w:rPr>
-        <w:t>. = 0.</w:t>
+        <w:t>Апертура = 0, пик = 1, сглаж. = 0.</w:t>
       </w:r>
     </w:p>
     <w:p>
@@ -1537,27 +1514,7 @@
           <w:szCs w:val="28"/>
           <w:lang w:val="ru-RU"/>
         </w:rPr>
-        <w:t xml:space="preserve">Тип канала — </w:t>
-      </w:r>
-      <w:proofErr w:type="spellStart"/>
-      <w:r>
-        <w:rPr>
-          <w:rFonts w:ascii="Times New Roman" w:eastAsia="Times New Roman" w:hAnsi="Times New Roman" w:cs="Times New Roman"/>
-          <w:sz w:val="28"/>
-          <w:szCs w:val="28"/>
-          <w:lang w:val="ru-RU"/>
-        </w:rPr>
-        <w:t>input</w:t>
-      </w:r>
-      <w:proofErr w:type="spellEnd"/>
-      <w:r>
-        <w:rPr>
-          <w:rFonts w:ascii="Times New Roman" w:eastAsia="Times New Roman" w:hAnsi="Times New Roman" w:cs="Times New Roman"/>
-          <w:sz w:val="28"/>
-          <w:szCs w:val="28"/>
-          <w:lang w:val="ru-RU"/>
-        </w:rPr>
-        <w:t>.</w:t>
+        <w:t>Тип канала — input.</w:t>
       </w:r>
     </w:p>
     <w:p>
@@ -1882,27 +1839,7 @@
           <w:szCs w:val="28"/>
           <w:lang w:val="ru-RU"/>
         </w:rPr>
-        <w:t>Перетащить генератор на канал (</w:t>
-      </w:r>
-      <w:proofErr w:type="spellStart"/>
-      <w:r>
-        <w:rPr>
-          <w:rFonts w:ascii="Times New Roman" w:eastAsia="Times New Roman" w:hAnsi="Times New Roman" w:cs="Times New Roman"/>
-          <w:sz w:val="28"/>
-          <w:szCs w:val="28"/>
-          <w:lang w:val="ru-RU"/>
-        </w:rPr>
-        <w:t>drag-and-drop</w:t>
-      </w:r>
-      <w:proofErr w:type="spellEnd"/>
-      <w:r>
-        <w:rPr>
-          <w:rFonts w:ascii="Times New Roman" w:eastAsia="Times New Roman" w:hAnsi="Times New Roman" w:cs="Times New Roman"/>
-          <w:sz w:val="28"/>
-          <w:szCs w:val="28"/>
-          <w:lang w:val="ru-RU"/>
-        </w:rPr>
-        <w:t>). Иконка канала изменится.</w:t>
+        <w:t>Перетащить генератор на канал (drag-and-drop). Иконка канала изменится.</w:t>
       </w:r>
     </w:p>
     <w:p>
@@ -2387,27 +2324,7 @@
           <w:szCs w:val="28"/>
           <w:lang w:val="ru-RU"/>
         </w:rPr>
-        <w:t xml:space="preserve">Нижний предел </w:t>
-      </w:r>
-      <w:proofErr w:type="gramStart"/>
-      <w:r>
-        <w:rPr>
-          <w:rFonts w:ascii="Times New Roman" w:eastAsia="Times New Roman" w:hAnsi="Times New Roman" w:cs="Times New Roman"/>
-          <w:sz w:val="28"/>
-          <w:szCs w:val="28"/>
-          <w:lang w:val="ru-RU"/>
-        </w:rPr>
-        <w:t>&lt; LL</w:t>
-      </w:r>
-      <w:proofErr w:type="gramEnd"/>
-      <w:r>
-        <w:rPr>
-          <w:rFonts w:ascii="Times New Roman" w:eastAsia="Times New Roman" w:hAnsi="Times New Roman" w:cs="Times New Roman"/>
-          <w:sz w:val="28"/>
-          <w:szCs w:val="28"/>
-          <w:lang w:val="ru-RU"/>
-        </w:rPr>
-        <w:t xml:space="preserve"> &lt; LA &lt; LW &lt; HW &lt; HA &lt; HL &lt; Верхний предел</w:t>
+        <w:t>Нижний предел &lt; LL &lt; LA &lt; LW &lt; HW &lt; HA &lt; HL &lt; Верхний предел</w:t>
       </w:r>
     </w:p>
     <w:p>
@@ -3293,6 +3210,133 @@
     </w:p>
     <w:p>
       <w:pPr>
+        <w:widowControl w:val="0"/>
+        <w:ind w:firstLine="708"/>
+        <w:jc w:val="both"/>
+        <w:rPr>
+          <w:rFonts w:ascii="Times New Roman" w:eastAsia="Times New Roman" w:hAnsi="Times New Roman" w:cs="Times New Roman"/>
+          <w:sz w:val="28"/>
+          <w:szCs w:val="28"/>
+          <w:lang w:val="ru-RU"/>
+        </w:rPr>
+      </w:pPr>
+    </w:p>
+    <w:p>
+      <w:pPr>
+        <w:widowControl w:val="0"/>
+        <w:ind w:firstLine="708"/>
+        <w:jc w:val="both"/>
+        <w:rPr>
+          <w:rFonts w:ascii="Times New Roman" w:eastAsia="Times New Roman" w:hAnsi="Times New Roman" w:cs="Times New Roman"/>
+          <w:b/>
+          <w:bCs/>
+          <w:sz w:val="28"/>
+          <w:szCs w:val="28"/>
+          <w:lang w:val="ru-RU"/>
+        </w:rPr>
+      </w:pPr>
+      <w:r>
+        <w:rPr>
+          <w:rFonts w:ascii="Times New Roman" w:eastAsia="Times New Roman" w:hAnsi="Times New Roman" w:cs="Times New Roman"/>
+          <w:b/>
+          <w:bCs/>
+          <w:sz w:val="28"/>
+          <w:szCs w:val="28"/>
+          <w:lang w:val="ru-RU"/>
+        </w:rPr>
+        <w:t>Вывод</w:t>
+      </w:r>
+    </w:p>
+    <w:p>
+      <w:pPr>
+        <w:widowControl w:val="0"/>
+        <w:spacing w:line="360" w:lineRule="auto"/>
+        <w:ind w:firstLine="703"/>
+        <w:jc w:val="both"/>
+      </w:pPr>
+      <w:r>
+        <w:rPr>
+          <w:rFonts w:ascii="Times New Roman" w:eastAsia="Times New Roman" w:hAnsi="Times New Roman" w:cs="Times New Roman"/>
+          <w:sz w:val="28"/>
+          <w:szCs w:val="28"/>
+          <w:lang w:val="ru-RU"/>
+        </w:rPr>
+        <w:t xml:space="preserve">В результате работы были приобретены навыки работы </w:t>
+      </w:r>
+      <w:r>
+        <w:rPr>
+          <w:rFonts w:ascii="Times New Roman" w:eastAsia="Times New Roman" w:hAnsi="Times New Roman" w:cs="Times New Roman"/>
+          <w:sz w:val="28"/>
+          <w:szCs w:val="28"/>
+        </w:rPr>
+        <w:t>с TRACE MODE 6, созда</w:t>
+      </w:r>
+      <w:r>
+        <w:rPr>
+          <w:rFonts w:ascii="Times New Roman" w:eastAsia="Times New Roman" w:hAnsi="Times New Roman" w:cs="Times New Roman"/>
+          <w:sz w:val="28"/>
+          <w:szCs w:val="28"/>
+          <w:lang w:val="ru-RU"/>
+        </w:rPr>
+        <w:t>н</w:t>
+      </w:r>
+      <w:r>
+        <w:rPr>
+          <w:rFonts w:ascii="Times New Roman" w:eastAsia="Times New Roman" w:hAnsi="Times New Roman" w:cs="Times New Roman"/>
+          <w:sz w:val="28"/>
+          <w:szCs w:val="28"/>
+        </w:rPr>
+        <w:t xml:space="preserve"> канал, генератор сигнала (пила), привяз</w:t>
+      </w:r>
+      <w:r>
+        <w:rPr>
+          <w:rFonts w:ascii="Times New Roman" w:eastAsia="Times New Roman" w:hAnsi="Times New Roman" w:cs="Times New Roman"/>
+          <w:sz w:val="28"/>
+          <w:szCs w:val="28"/>
+          <w:lang w:val="ru-RU"/>
+        </w:rPr>
+        <w:t>ан</w:t>
+      </w:r>
+      <w:r>
+        <w:rPr>
+          <w:rFonts w:ascii="Times New Roman" w:eastAsia="Times New Roman" w:hAnsi="Times New Roman" w:cs="Times New Roman"/>
+          <w:sz w:val="28"/>
+          <w:szCs w:val="28"/>
+        </w:rPr>
+        <w:t xml:space="preserve"> генератор к каналу, масштабирова</w:t>
+      </w:r>
+      <w:r>
+        <w:rPr>
+          <w:rFonts w:ascii="Times New Roman" w:eastAsia="Times New Roman" w:hAnsi="Times New Roman" w:cs="Times New Roman"/>
+          <w:sz w:val="28"/>
+          <w:szCs w:val="28"/>
+          <w:lang w:val="ru-RU"/>
+        </w:rPr>
+        <w:t>н</w:t>
+      </w:r>
+      <w:r>
+        <w:rPr>
+          <w:rFonts w:ascii="Times New Roman" w:eastAsia="Times New Roman" w:hAnsi="Times New Roman" w:cs="Times New Roman"/>
+          <w:sz w:val="28"/>
+          <w:szCs w:val="28"/>
+        </w:rPr>
+        <w:t>.</w:t>
+      </w:r>
+    </w:p>
+    <w:p>
+      <w:pPr>
+        <w:widowControl w:val="0"/>
+        <w:ind w:firstLine="708"/>
+        <w:jc w:val="both"/>
+        <w:rPr>
+          <w:rFonts w:ascii="Times New Roman" w:eastAsia="Times New Roman" w:hAnsi="Times New Roman" w:cs="Times New Roman"/>
+          <w:sz w:val="28"/>
+          <w:szCs w:val="28"/>
+        </w:rPr>
+      </w:pPr>
+    </w:p>
+    <w:p>
+      <w:pPr>
         <w:rPr>
           <w:rFonts w:ascii="Times New Roman" w:eastAsia="Times New Roman" w:hAnsi="Times New Roman" w:cs="Times New Roman"/>
           <w:sz w:val="28"/>
@@ -3385,27 +3429,7 @@
           <w:szCs w:val="28"/>
           <w:lang w:val="ru-RU"/>
         </w:rPr>
-        <w:t xml:space="preserve">2. **Основные функции </w:t>
-      </w:r>
-      <w:proofErr w:type="gramStart"/>
-      <w:r>
-        <w:rPr>
-          <w:rFonts w:ascii="Times New Roman" w:eastAsia="Times New Roman" w:hAnsi="Times New Roman" w:cs="Times New Roman"/>
-          <w:sz w:val="28"/>
-          <w:szCs w:val="28"/>
-          <w:lang w:val="ru-RU"/>
-        </w:rPr>
-        <w:t>SCADA:*</w:t>
-      </w:r>
-      <w:proofErr w:type="gramEnd"/>
-      <w:r>
-        <w:rPr>
-          <w:rFonts w:ascii="Times New Roman" w:eastAsia="Times New Roman" w:hAnsi="Times New Roman" w:cs="Times New Roman"/>
-          <w:sz w:val="28"/>
-          <w:szCs w:val="28"/>
-          <w:lang w:val="ru-RU"/>
-        </w:rPr>
-        <w:t>*</w:t>
+        <w:t>2. **Основные функции SCADA:**</w:t>
       </w:r>
     </w:p>
     <w:p>
@@ -3529,27 +3553,7 @@
           <w:szCs w:val="28"/>
           <w:lang w:val="ru-RU"/>
         </w:rPr>
-        <w:t xml:space="preserve">3. **Причины появления </w:t>
-      </w:r>
-      <w:proofErr w:type="gramStart"/>
-      <w:r>
-        <w:rPr>
-          <w:rFonts w:ascii="Times New Roman" w:eastAsia="Times New Roman" w:hAnsi="Times New Roman" w:cs="Times New Roman"/>
-          <w:sz w:val="28"/>
-          <w:szCs w:val="28"/>
-          <w:lang w:val="ru-RU"/>
-        </w:rPr>
-        <w:t>SCADA:*</w:t>
-      </w:r>
-      <w:proofErr w:type="gramEnd"/>
-      <w:r>
-        <w:rPr>
-          <w:rFonts w:ascii="Times New Roman" w:eastAsia="Times New Roman" w:hAnsi="Times New Roman" w:cs="Times New Roman"/>
-          <w:sz w:val="28"/>
-          <w:szCs w:val="28"/>
-          <w:lang w:val="ru-RU"/>
-        </w:rPr>
-        <w:t>*</w:t>
+        <w:t>3. **Причины появления SCADA:**</w:t>
       </w:r>
     </w:p>
     <w:p>
@@ -3800,125 +3804,65 @@
           <w:lang w:val="ru-RU"/>
         </w:rPr>
         <w:lastRenderedPageBreak/>
-        <w:t xml:space="preserve">9. **Контроллеры нижнего </w:t>
-      </w:r>
-      <w:proofErr w:type="gramStart"/>
-      <w:r>
-        <w:rPr>
-          <w:rFonts w:ascii="Times New Roman" w:eastAsia="Times New Roman" w:hAnsi="Times New Roman" w:cs="Times New Roman"/>
-          <w:sz w:val="28"/>
-          <w:szCs w:val="28"/>
-          <w:lang w:val="ru-RU"/>
-        </w:rPr>
-        <w:t>уровня:*</w:t>
-      </w:r>
-      <w:proofErr w:type="gramEnd"/>
-      <w:r>
-        <w:rPr>
-          <w:rFonts w:ascii="Times New Roman" w:eastAsia="Times New Roman" w:hAnsi="Times New Roman" w:cs="Times New Roman"/>
-          <w:sz w:val="28"/>
-          <w:szCs w:val="28"/>
-          <w:lang w:val="ru-RU"/>
-        </w:rPr>
-        <w:t>* сбор и обработка данных о параметрах процесса, управление приводами и механизмами, автоматическое логическое управление.</w:t>
-      </w:r>
-    </w:p>
-    <w:p>
-      <w:pPr>
-        <w:rPr>
-          <w:rFonts w:ascii="Times New Roman" w:eastAsia="Times New Roman" w:hAnsi="Times New Roman" w:cs="Times New Roman"/>
-          <w:sz w:val="28"/>
-          <w:szCs w:val="28"/>
-          <w:lang w:val="ru-RU"/>
-        </w:rPr>
-      </w:pPr>
-    </w:p>
-    <w:p>
-      <w:pPr>
-        <w:rPr>
-          <w:rFonts w:ascii="Times New Roman" w:eastAsia="Times New Roman" w:hAnsi="Times New Roman" w:cs="Times New Roman"/>
-          <w:sz w:val="28"/>
-          <w:szCs w:val="28"/>
-          <w:lang w:val="ru-RU"/>
-        </w:rPr>
-      </w:pPr>
-      <w:r>
-        <w:rPr>
-          <w:rFonts w:ascii="Times New Roman" w:eastAsia="Times New Roman" w:hAnsi="Times New Roman" w:cs="Times New Roman"/>
-          <w:sz w:val="28"/>
-          <w:szCs w:val="28"/>
-          <w:lang w:val="ru-RU"/>
-        </w:rPr>
-        <w:t xml:space="preserve">10. **Контроллеры верхнего </w:t>
-      </w:r>
-      <w:proofErr w:type="gramStart"/>
-      <w:r>
-        <w:rPr>
-          <w:rFonts w:ascii="Times New Roman" w:eastAsia="Times New Roman" w:hAnsi="Times New Roman" w:cs="Times New Roman"/>
-          <w:sz w:val="28"/>
-          <w:szCs w:val="28"/>
-          <w:lang w:val="ru-RU"/>
-        </w:rPr>
-        <w:t>уровня:*</w:t>
-      </w:r>
-      <w:proofErr w:type="gramEnd"/>
-      <w:r>
-        <w:rPr>
-          <w:rFonts w:ascii="Times New Roman" w:eastAsia="Times New Roman" w:hAnsi="Times New Roman" w:cs="Times New Roman"/>
-          <w:sz w:val="28"/>
-          <w:szCs w:val="28"/>
-          <w:lang w:val="ru-RU"/>
-        </w:rPr>
-        <w:t>* обработка информации от нижнего уровня, отображение оператору, регистрация аварий, передача команд управления.</w:t>
-      </w:r>
-    </w:p>
-    <w:p>
-      <w:pPr>
-        <w:rPr>
-          <w:rFonts w:ascii="Times New Roman" w:eastAsia="Times New Roman" w:hAnsi="Times New Roman" w:cs="Times New Roman"/>
-          <w:sz w:val="28"/>
-          <w:szCs w:val="28"/>
-          <w:lang w:val="ru-RU"/>
-        </w:rPr>
-      </w:pPr>
-    </w:p>
-    <w:p>
-      <w:pPr>
-        <w:rPr>
-          <w:rFonts w:ascii="Times New Roman" w:eastAsia="Times New Roman" w:hAnsi="Times New Roman" w:cs="Times New Roman"/>
-          <w:sz w:val="28"/>
-          <w:szCs w:val="28"/>
-          <w:lang w:val="ru-RU"/>
-        </w:rPr>
-      </w:pPr>
-      <w:r>
-        <w:rPr>
-          <w:rFonts w:ascii="Times New Roman" w:eastAsia="Times New Roman" w:hAnsi="Times New Roman" w:cs="Times New Roman"/>
-          <w:sz w:val="28"/>
-          <w:szCs w:val="28"/>
-          <w:lang w:val="ru-RU"/>
-        </w:rPr>
-        <w:t>11. **</w:t>
-      </w:r>
-      <w:proofErr w:type="spellStart"/>
-      <w:r>
-        <w:rPr>
-          <w:rFonts w:ascii="Times New Roman" w:eastAsia="Times New Roman" w:hAnsi="Times New Roman" w:cs="Times New Roman"/>
-          <w:sz w:val="28"/>
-          <w:szCs w:val="28"/>
-          <w:lang w:val="ru-RU"/>
-        </w:rPr>
-        <w:t>МикроSCADA</w:t>
-      </w:r>
-      <w:proofErr w:type="spellEnd"/>
-      <w:r>
-        <w:rPr>
-          <w:rFonts w:ascii="Times New Roman" w:eastAsia="Times New Roman" w:hAnsi="Times New Roman" w:cs="Times New Roman"/>
-          <w:sz w:val="28"/>
-          <w:szCs w:val="28"/>
-          <w:lang w:val="ru-RU"/>
-        </w:rPr>
-        <w:t>** — узлы для запуска на компьютере или в контроллере под управлением Micro RTM; без поддержки графических экранов.</w:t>
+        <w:t>9. **Контроллеры нижнего уровня:** сбор и обработка данных о параметрах процесса, управление приводами и механизмами, автоматическое логическое управление.</w:t>
+      </w:r>
+    </w:p>
+    <w:p>
+      <w:pPr>
+        <w:rPr>
+          <w:rFonts w:ascii="Times New Roman" w:eastAsia="Times New Roman" w:hAnsi="Times New Roman" w:cs="Times New Roman"/>
+          <w:sz w:val="28"/>
+          <w:szCs w:val="28"/>
+          <w:lang w:val="ru-RU"/>
+        </w:rPr>
+      </w:pPr>
+    </w:p>
+    <w:p>
+      <w:pPr>
+        <w:rPr>
+          <w:rFonts w:ascii="Times New Roman" w:eastAsia="Times New Roman" w:hAnsi="Times New Roman" w:cs="Times New Roman"/>
+          <w:sz w:val="28"/>
+          <w:szCs w:val="28"/>
+          <w:lang w:val="ru-RU"/>
+        </w:rPr>
+      </w:pPr>
+      <w:r>
+        <w:rPr>
+          <w:rFonts w:ascii="Times New Roman" w:eastAsia="Times New Roman" w:hAnsi="Times New Roman" w:cs="Times New Roman"/>
+          <w:sz w:val="28"/>
+          <w:szCs w:val="28"/>
+          <w:lang w:val="ru-RU"/>
+        </w:rPr>
+        <w:t>10. **Контроллеры верхнего уровня:** обработка информации от нижнего уровня, отображение оператору, регистрация аварий, передача команд управления.</w:t>
+      </w:r>
+    </w:p>
+    <w:p>
+      <w:pPr>
+        <w:rPr>
+          <w:rFonts w:ascii="Times New Roman" w:eastAsia="Times New Roman" w:hAnsi="Times New Roman" w:cs="Times New Roman"/>
+          <w:sz w:val="28"/>
+          <w:szCs w:val="28"/>
+          <w:lang w:val="ru-RU"/>
+        </w:rPr>
+      </w:pPr>
+    </w:p>
+    <w:p>
+      <w:pPr>
+        <w:rPr>
+          <w:rFonts w:ascii="Times New Roman" w:eastAsia="Times New Roman" w:hAnsi="Times New Roman" w:cs="Times New Roman"/>
+          <w:sz w:val="28"/>
+          <w:szCs w:val="28"/>
+          <w:lang w:val="ru-RU"/>
+        </w:rPr>
+      </w:pPr>
+      <w:r>
+        <w:rPr>
+          <w:rFonts w:ascii="Times New Roman" w:eastAsia="Times New Roman" w:hAnsi="Times New Roman" w:cs="Times New Roman"/>
+          <w:sz w:val="28"/>
+          <w:szCs w:val="28"/>
+          <w:lang w:val="ru-RU"/>
+        </w:rPr>
+        <w:t>11. **МикроSCADA** — узлы для запуска на компьютере или в контроллере под управлением Micro RTM; без поддержки графических экранов.</w:t>
       </w:r>
     </w:p>
     <w:p>
